--- a/dosyalar/gunluk-plan/arapca-9-sinif-gunluk-plan.docx
+++ b/dosyalar/gunluk-plan/arapca-9-sinif-gunluk-plan.docx
@@ -1764,7 +1764,7 @@
                 <w:szCs w:val="28"/>
                 <w:rtl/>
               </w:rPr>
-              <w:t xml:space="preserve">غُرْفَةُ النَّوْمِ · بَيْتُ جَدِّي</w:t>
+              <w:t xml:space="preserve">غُرْفَةُ النَّوْمِ · بَيْتُ جَدِّي</w:t>
             </w:r>
           </w:p>
           <w:p>
@@ -2375,7 +2375,7 @@
                 <w:szCs w:val="27"/>
                 <w:rtl/>
               </w:rPr>
-              <w:t xml:space="preserve">غُرْفَةُ النَّوْمِ</w:t>
+              <w:t xml:space="preserve">غُرْفَةُ النَّوْمِ</w:t>
             </w:r>
           </w:p>
         </w:tc>
@@ -2504,7 +2504,7 @@
                 <w:szCs w:val="27"/>
                 <w:rtl/>
               </w:rPr>
-              <w:t xml:space="preserve">غُرْفَةُ الْجُلُوسِ</w:t>
+              <w:t xml:space="preserve">غُرْفَةُ الجُلُوسِ</w:t>
             </w:r>
           </w:p>
         </w:tc>
@@ -2566,7 +2566,7 @@
                 <w:szCs w:val="27"/>
                 <w:rtl/>
               </w:rPr>
-              <w:t xml:space="preserve">كُرْسِيٌّ</w:t>
+              <w:t xml:space="preserve">كُرْسِيٌّ</w:t>
             </w:r>
           </w:p>
         </w:tc>
@@ -2762,7 +2762,7 @@
                 <w:szCs w:val="27"/>
                 <w:rtl/>
               </w:rPr>
-              <w:t xml:space="preserve">حَمَّامٌ</w:t>
+              <w:t xml:space="preserve">حَمَّامٌ</w:t>
             </w:r>
           </w:p>
         </w:tc>
@@ -3082,7 +3082,7 @@
                 <w:szCs w:val="27"/>
                 <w:rtl/>
               </w:rPr>
-              <w:t xml:space="preserve">سَجَّادَةٌ</w:t>
+              <w:t xml:space="preserve">سَجَّادَةٌ</w:t>
             </w:r>
           </w:p>
         </w:tc>
@@ -3318,7 +3318,7 @@
                 <w:szCs w:val="28"/>
                 <w:rtl/>
               </w:rPr>
-              <w:t xml:space="preserve">هَذِهِ غُرْفَةُ الْجُلُوسِ</w:t>
+              <w:t xml:space="preserve">هَذِهِ غُرْفَةُ الجُلُوسِ</w:t>
             </w:r>
           </w:p>
           <w:p>
@@ -3683,7 +3683,7 @@
                 <w:szCs w:val="29"/>
                 <w:rtl/>
               </w:rPr>
-              <w:t xml:space="preserve">غُرْفَةُ الْجُلُوسِ كَبِيرَةٌ، وَفِيهَا تِلْفَازٌ وَأَرِيكَةٌ وَسَجَّادَةٌ.</w:t>
+              <w:t xml:space="preserve">غُرْفَةُ الجُلُوسِ كَبِيرَةٌ، وَفِيهَا تِلْفَازٌ وَأَرِيكَةٌ وَسَجَّادَةٌ.</w:t>
             </w:r>
           </w:p>
           <w:p>
@@ -3737,7 +3737,7 @@
                 <w:szCs w:val="29"/>
                 <w:rtl/>
               </w:rPr>
-              <w:t xml:space="preserve">لَيْسَ فِي غُرْفَتِي تِلْفَازٌ؛ لِأَنِّي أَدْرُسُ فِيهَا.</w:t>
+              <w:t xml:space="preserve">لَيْسَ فِي غُرْفَتِي تِلْفَازٌ؛ لِأَنِّي أَدْرُسُ فِيهَا.</w:t>
             </w:r>
           </w:p>
           <w:p>
@@ -3755,7 +3755,7 @@
                 <w:szCs w:val="29"/>
                 <w:rtl/>
               </w:rPr>
-              <w:t xml:space="preserve">أَمَامَ الْبَيْتِ حَدِيقَةٌ صَغِيرَةٌ فِيهَا أَزْهَارٌ وَشَجَرَةٌ كَبِيرَةٌ.</w:t>
+              <w:t xml:space="preserve">أَمَامَ البَيْتِ حَدِيقَةٌ صَغِيرَةٌ فِيهَا أَزْهَارٌ وَشَجَرَةٌ كَبِيرَةٌ.</w:t>
             </w:r>
           </w:p>
         </w:tc>
@@ -3865,7 +3865,7 @@
           <w:szCs w:val="28"/>
           <w:rtl/>
         </w:rPr>
-        <w:t xml:space="preserve">كَمْ غُرْفَةً فِي الْبَيْتِ</w:t>
+        <w:t xml:space="preserve">كَمْ غُرْفَةً فِي البَيْتِ</w:t>
       </w:r>
     </w:p>
     <w:p>
@@ -3897,7 +3897,7 @@
           <w:szCs w:val="28"/>
           <w:rtl/>
         </w:rPr>
-        <w:t xml:space="preserve">أَيْنَ غُرْفَةُ الطَّالِبِ</w:t>
+        <w:t xml:space="preserve">أَيْن غُرْفَةُ الطَّالِبِ</w:t>
       </w:r>
     </w:p>
     <w:p>
@@ -4042,7 +4042,7 @@
           <w:szCs w:val="28"/>
           <w:rtl/>
         </w:rPr>
-        <w:t xml:space="preserve">اَلْمِصْبَاحُ عَلَى الطَّاوِلَةِ</w:t>
+        <w:t xml:space="preserve">اَلمِصْبَاحُ عَلَى الطَّاوِلَةِ</w:t>
       </w:r>
     </w:p>
     <w:p>
@@ -4093,7 +4093,7 @@
           <w:szCs w:val="28"/>
           <w:rtl/>
         </w:rPr>
-        <w:t xml:space="preserve">لَيْسَ الْكُرْسِيُّ أَمَامَ الْخِزَانَةِ</w:t>
+        <w:t xml:space="preserve">لَيْسَ الكُرْسِيُّ أَمَامَ الخِزَانَةِ</w:t>
       </w:r>
     </w:p>
     <w:p>
@@ -4215,7 +4215,7 @@
                 <w:szCs w:val="32"/>
                 <w:rtl/>
               </w:rPr>
-              <w:t xml:space="preserve">نَمُوذَجُ الْحِوَارِ</w:t>
+              <w:t xml:space="preserve">نَمُوذَجُ الحِوَارِ</w:t>
             </w:r>
           </w:p>
           <w:p>
@@ -4269,7 +4269,7 @@
                 <w:szCs w:val="29"/>
                 <w:rtl/>
               </w:rPr>
-              <w:t xml:space="preserve">ـ أَيْنَ غُرْفَتُكَ؟</w:t>
+              <w:t xml:space="preserve">ـ أَيْن غُرْفَتُكَ؟</w:t>
             </w:r>
           </w:p>
           <w:p>
@@ -4287,7 +4287,7 @@
                 <w:szCs w:val="29"/>
                 <w:rtl/>
               </w:rPr>
-              <w:t xml:space="preserve">ـ غُرْفَتِي بِجَانِبِ الْمَطْبَخِ.</w:t>
+              <w:t xml:space="preserve">ـ غُرْفَتِي بِجَانِبِ المَطْبَخِ.</w:t>
             </w:r>
           </w:p>
           <w:p>

--- a/dosyalar/gunluk-plan/arapca-9-sinif-gunluk-plan.docx
+++ b/dosyalar/gunluk-plan/arapca-9-sinif-gunluk-plan.docx
@@ -1756,7 +1756,7 @@
             </w:r>
             <w:r>
               <w:rPr>
-                <w:rFonts w:ascii="Markazi Text" w:cs="Markazi Text" w:eastAsia="Markazi Text" w:hAnsi="Markazi Text"/>
+                <w:rFonts w:ascii="Arakom" w:cs="Arakom" w:eastAsia="Arakom" w:hAnsi="Arakom"/>
                 <w:b w:val="false"/>
                 <w:bCs w:val="false"/>
                 <w:color w:val="111111"/>
@@ -1788,7 +1788,7 @@
             </w:r>
             <w:r>
               <w:rPr>
-                <w:rFonts w:ascii="Markazi Text" w:cs="Markazi Text" w:eastAsia="Markazi Text" w:hAnsi="Markazi Text"/>
+                <w:rFonts w:ascii="Arakom" w:cs="Arakom" w:eastAsia="Arakom" w:hAnsi="Arakom"/>
                 <w:b w:val="false"/>
                 <w:bCs w:val="false"/>
                 <w:color w:val="111111"/>
@@ -1820,7 +1820,7 @@
             </w:r>
             <w:r>
               <w:rPr>
-                <w:rFonts w:ascii="Markazi Text" w:cs="Markazi Text" w:eastAsia="Markazi Text" w:hAnsi="Markazi Text"/>
+                <w:rFonts w:ascii="Arakom" w:cs="Arakom" w:eastAsia="Arakom" w:hAnsi="Arakom"/>
                 <w:b w:val="false"/>
                 <w:bCs w:val="false"/>
                 <w:color w:val="111111"/>
@@ -1852,7 +1852,7 @@
             </w:r>
             <w:r>
               <w:rPr>
-                <w:rFonts w:ascii="Markazi Text" w:cs="Markazi Text" w:eastAsia="Markazi Text" w:hAnsi="Markazi Text"/>
+                <w:rFonts w:ascii="Arakom" w:cs="Arakom" w:eastAsia="Arakom" w:hAnsi="Arakom"/>
                 <w:b w:val="false"/>
                 <w:bCs w:val="false"/>
                 <w:color w:val="111111"/>
@@ -1884,7 +1884,7 @@
             </w:r>
             <w:r>
               <w:rPr>
-                <w:rFonts w:ascii="Markazi Text" w:cs="Markazi Text" w:eastAsia="Markazi Text" w:hAnsi="Markazi Text"/>
+                <w:rFonts w:ascii="Arakom" w:cs="Arakom" w:eastAsia="Arakom" w:hAnsi="Arakom"/>
                 <w:b w:val="false"/>
                 <w:bCs w:val="false"/>
                 <w:color w:val="111111"/>
@@ -2109,7 +2109,7 @@
             </w:pPr>
             <w:r>
               <w:rPr>
-                <w:rFonts w:ascii="Markazi Text" w:cs="Markazi Text" w:eastAsia="Markazi Text" w:hAnsi="Markazi Text"/>
+                <w:rFonts w:ascii="Arakom" w:cs="Arakom" w:eastAsia="Arakom" w:hAnsi="Arakom"/>
                 <w:b w:val="false"/>
                 <w:bCs w:val="false"/>
                 <w:color w:val="111111"/>
@@ -2171,7 +2171,7 @@
             </w:pPr>
             <w:r>
               <w:rPr>
-                <w:rFonts w:ascii="Markazi Text" w:cs="Markazi Text" w:eastAsia="Markazi Text" w:hAnsi="Markazi Text"/>
+                <w:rFonts w:ascii="Arakom" w:cs="Arakom" w:eastAsia="Arakom" w:hAnsi="Arakom"/>
                 <w:b w:val="false"/>
                 <w:bCs w:val="false"/>
                 <w:color w:val="111111"/>
@@ -2238,7 +2238,7 @@
             </w:pPr>
             <w:r>
               <w:rPr>
-                <w:rFonts w:ascii="Markazi Text" w:cs="Markazi Text" w:eastAsia="Markazi Text" w:hAnsi="Markazi Text"/>
+                <w:rFonts w:ascii="Arakom" w:cs="Arakom" w:eastAsia="Arakom" w:hAnsi="Arakom"/>
                 <w:b w:val="false"/>
                 <w:bCs w:val="false"/>
                 <w:color w:val="111111"/>
@@ -2300,7 +2300,7 @@
             </w:pPr>
             <w:r>
               <w:rPr>
-                <w:rFonts w:ascii="Markazi Text" w:cs="Markazi Text" w:eastAsia="Markazi Text" w:hAnsi="Markazi Text"/>
+                <w:rFonts w:ascii="Arakom" w:cs="Arakom" w:eastAsia="Arakom" w:hAnsi="Arakom"/>
                 <w:b w:val="false"/>
                 <w:bCs w:val="false"/>
                 <w:color w:val="111111"/>
@@ -2367,7 +2367,7 @@
             </w:pPr>
             <w:r>
               <w:rPr>
-                <w:rFonts w:ascii="Markazi Text" w:cs="Markazi Text" w:eastAsia="Markazi Text" w:hAnsi="Markazi Text"/>
+                <w:rFonts w:ascii="Arakom" w:cs="Arakom" w:eastAsia="Arakom" w:hAnsi="Arakom"/>
                 <w:b w:val="false"/>
                 <w:bCs w:val="false"/>
                 <w:color w:val="111111"/>
@@ -2429,7 +2429,7 @@
             </w:pPr>
             <w:r>
               <w:rPr>
-                <w:rFonts w:ascii="Markazi Text" w:cs="Markazi Text" w:eastAsia="Markazi Text" w:hAnsi="Markazi Text"/>
+                <w:rFonts w:ascii="Arakom" w:cs="Arakom" w:eastAsia="Arakom" w:hAnsi="Arakom"/>
                 <w:b w:val="false"/>
                 <w:bCs w:val="false"/>
                 <w:color w:val="111111"/>
@@ -2496,7 +2496,7 @@
             </w:pPr>
             <w:r>
               <w:rPr>
-                <w:rFonts w:ascii="Markazi Text" w:cs="Markazi Text" w:eastAsia="Markazi Text" w:hAnsi="Markazi Text"/>
+                <w:rFonts w:ascii="Arakom" w:cs="Arakom" w:eastAsia="Arakom" w:hAnsi="Arakom"/>
                 <w:b w:val="false"/>
                 <w:bCs w:val="false"/>
                 <w:color w:val="111111"/>
@@ -2558,7 +2558,7 @@
             </w:pPr>
             <w:r>
               <w:rPr>
-                <w:rFonts w:ascii="Markazi Text" w:cs="Markazi Text" w:eastAsia="Markazi Text" w:hAnsi="Markazi Text"/>
+                <w:rFonts w:ascii="Arakom" w:cs="Arakom" w:eastAsia="Arakom" w:hAnsi="Arakom"/>
                 <w:b w:val="false"/>
                 <w:bCs w:val="false"/>
                 <w:color w:val="111111"/>
@@ -2625,7 +2625,7 @@
             </w:pPr>
             <w:r>
               <w:rPr>
-                <w:rFonts w:ascii="Markazi Text" w:cs="Markazi Text" w:eastAsia="Markazi Text" w:hAnsi="Markazi Text"/>
+                <w:rFonts w:ascii="Arakom" w:cs="Arakom" w:eastAsia="Arakom" w:hAnsi="Arakom"/>
                 <w:b w:val="false"/>
                 <w:bCs w:val="false"/>
                 <w:color w:val="111111"/>
@@ -2687,7 +2687,7 @@
             </w:pPr>
             <w:r>
               <w:rPr>
-                <w:rFonts w:ascii="Markazi Text" w:cs="Markazi Text" w:eastAsia="Markazi Text" w:hAnsi="Markazi Text"/>
+                <w:rFonts w:ascii="Arakom" w:cs="Arakom" w:eastAsia="Arakom" w:hAnsi="Arakom"/>
                 <w:b w:val="false"/>
                 <w:bCs w:val="false"/>
                 <w:color w:val="111111"/>
@@ -2754,7 +2754,7 @@
             </w:pPr>
             <w:r>
               <w:rPr>
-                <w:rFonts w:ascii="Markazi Text" w:cs="Markazi Text" w:eastAsia="Markazi Text" w:hAnsi="Markazi Text"/>
+                <w:rFonts w:ascii="Arakom" w:cs="Arakom" w:eastAsia="Arakom" w:hAnsi="Arakom"/>
                 <w:b w:val="false"/>
                 <w:bCs w:val="false"/>
                 <w:color w:val="111111"/>
@@ -2816,7 +2816,7 @@
             </w:pPr>
             <w:r>
               <w:rPr>
-                <w:rFonts w:ascii="Markazi Text" w:cs="Markazi Text" w:eastAsia="Markazi Text" w:hAnsi="Markazi Text"/>
+                <w:rFonts w:ascii="Arakom" w:cs="Arakom" w:eastAsia="Arakom" w:hAnsi="Arakom"/>
                 <w:b w:val="false"/>
                 <w:bCs w:val="false"/>
                 <w:color w:val="111111"/>
@@ -2883,7 +2883,7 @@
             </w:pPr>
             <w:r>
               <w:rPr>
-                <w:rFonts w:ascii="Markazi Text" w:cs="Markazi Text" w:eastAsia="Markazi Text" w:hAnsi="Markazi Text"/>
+                <w:rFonts w:ascii="Arakom" w:cs="Arakom" w:eastAsia="Arakom" w:hAnsi="Arakom"/>
                 <w:b w:val="false"/>
                 <w:bCs w:val="false"/>
                 <w:color w:val="111111"/>
@@ -2945,7 +2945,7 @@
             </w:pPr>
             <w:r>
               <w:rPr>
-                <w:rFonts w:ascii="Markazi Text" w:cs="Markazi Text" w:eastAsia="Markazi Text" w:hAnsi="Markazi Text"/>
+                <w:rFonts w:ascii="Arakom" w:cs="Arakom" w:eastAsia="Arakom" w:hAnsi="Arakom"/>
                 <w:b w:val="false"/>
                 <w:bCs w:val="false"/>
                 <w:color w:val="111111"/>
@@ -3012,7 +3012,7 @@
             </w:pPr>
             <w:r>
               <w:rPr>
-                <w:rFonts w:ascii="Markazi Text" w:cs="Markazi Text" w:eastAsia="Markazi Text" w:hAnsi="Markazi Text"/>
+                <w:rFonts w:ascii="Arakom" w:cs="Arakom" w:eastAsia="Arakom" w:hAnsi="Arakom"/>
                 <w:b w:val="false"/>
                 <w:bCs w:val="false"/>
                 <w:color w:val="111111"/>
@@ -3074,7 +3074,7 @@
             </w:pPr>
             <w:r>
               <w:rPr>
-                <w:rFonts w:ascii="Markazi Text" w:cs="Markazi Text" w:eastAsia="Markazi Text" w:hAnsi="Markazi Text"/>
+                <w:rFonts w:ascii="Arakom" w:cs="Arakom" w:eastAsia="Arakom" w:hAnsi="Arakom"/>
                 <w:b w:val="false"/>
                 <w:bCs w:val="false"/>
                 <w:color w:val="111111"/>
@@ -3310,7 +3310,7 @@
             </w:r>
             <w:r>
               <w:rPr>
-                <w:rFonts w:ascii="Markazi Text" w:cs="Markazi Text" w:eastAsia="Markazi Text" w:hAnsi="Markazi Text"/>
+                <w:rFonts w:ascii="Arakom" w:cs="Arakom" w:eastAsia="Arakom" w:hAnsi="Arakom"/>
                 <w:b w:val="false"/>
                 <w:bCs w:val="false"/>
                 <w:color w:val="111111"/>
@@ -3514,7 +3514,7 @@
             </w:r>
             <w:r>
               <w:rPr>
-                <w:rFonts w:ascii="Markazi Text" w:cs="Markazi Text" w:eastAsia="Markazi Text" w:hAnsi="Markazi Text"/>
+                <w:rFonts w:ascii="Arakom" w:cs="Arakom" w:eastAsia="Arakom" w:hAnsi="Arakom"/>
                 <w:b w:val="false"/>
                 <w:bCs w:val="false"/>
                 <w:color w:val="111111"/>
@@ -3639,7 +3639,7 @@
             </w:pPr>
             <w:r>
               <w:rPr>
-                <w:rFonts w:ascii="Markazi Text" w:cs="Markazi Text" w:eastAsia="Markazi Text" w:hAnsi="Markazi Text"/>
+                <w:rFonts w:ascii="Arakom" w:cs="Arakom" w:eastAsia="Arakom" w:hAnsi="Arakom"/>
                 <w:b/>
                 <w:bCs/>
                 <w:color w:val="111111"/>
@@ -3657,7 +3657,7 @@
             </w:pPr>
             <w:r>
               <w:rPr>
-                <w:rFonts w:ascii="Markazi Text" w:cs="Markazi Text" w:eastAsia="Markazi Text" w:hAnsi="Markazi Text"/>
+                <w:rFonts w:ascii="Arakom" w:cs="Arakom" w:eastAsia="Arakom" w:hAnsi="Arakom"/>
                 <w:b w:val="false"/>
                 <w:bCs w:val="false"/>
                 <w:color w:val="111111"/>
@@ -3675,7 +3675,7 @@
             </w:pPr>
             <w:r>
               <w:rPr>
-                <w:rFonts w:ascii="Markazi Text" w:cs="Markazi Text" w:eastAsia="Markazi Text" w:hAnsi="Markazi Text"/>
+                <w:rFonts w:ascii="Arakom" w:cs="Arakom" w:eastAsia="Arakom" w:hAnsi="Arakom"/>
                 <w:b w:val="false"/>
                 <w:bCs w:val="false"/>
                 <w:color w:val="111111"/>
@@ -3693,7 +3693,7 @@
             </w:pPr>
             <w:r>
               <w:rPr>
-                <w:rFonts w:ascii="Markazi Text" w:cs="Markazi Text" w:eastAsia="Markazi Text" w:hAnsi="Markazi Text"/>
+                <w:rFonts w:ascii="Arakom" w:cs="Arakom" w:eastAsia="Arakom" w:hAnsi="Arakom"/>
                 <w:b w:val="false"/>
                 <w:bCs w:val="false"/>
                 <w:color w:val="111111"/>
@@ -3711,7 +3711,7 @@
             </w:pPr>
             <w:r>
               <w:rPr>
-                <w:rFonts w:ascii="Markazi Text" w:cs="Markazi Text" w:eastAsia="Markazi Text" w:hAnsi="Markazi Text"/>
+                <w:rFonts w:ascii="Arakom" w:cs="Arakom" w:eastAsia="Arakom" w:hAnsi="Arakom"/>
                 <w:b w:val="false"/>
                 <w:bCs w:val="false"/>
                 <w:color w:val="111111"/>
@@ -3729,7 +3729,7 @@
             </w:pPr>
             <w:r>
               <w:rPr>
-                <w:rFonts w:ascii="Markazi Text" w:cs="Markazi Text" w:eastAsia="Markazi Text" w:hAnsi="Markazi Text"/>
+                <w:rFonts w:ascii="Arakom" w:cs="Arakom" w:eastAsia="Arakom" w:hAnsi="Arakom"/>
                 <w:b w:val="false"/>
                 <w:bCs w:val="false"/>
                 <w:color w:val="111111"/>
@@ -3747,7 +3747,7 @@
             </w:pPr>
             <w:r>
               <w:rPr>
-                <w:rFonts w:ascii="Markazi Text" w:cs="Markazi Text" w:eastAsia="Markazi Text" w:hAnsi="Markazi Text"/>
+                <w:rFonts w:ascii="Arakom" w:cs="Arakom" w:eastAsia="Arakom" w:hAnsi="Arakom"/>
                 <w:b w:val="false"/>
                 <w:bCs w:val="false"/>
                 <w:color w:val="111111"/>
@@ -3857,7 +3857,7 @@
       </w:r>
       <w:r>
         <w:rPr>
-          <w:rFonts w:ascii="Markazi Text" w:cs="Markazi Text" w:eastAsia="Markazi Text" w:hAnsi="Markazi Text"/>
+          <w:rFonts w:ascii="Arakom" w:cs="Arakom" w:eastAsia="Arakom" w:hAnsi="Arakom"/>
           <w:b w:val="false"/>
           <w:bCs w:val="false"/>
           <w:color w:val="111111"/>
@@ -3889,7 +3889,7 @@
       </w:r>
       <w:r>
         <w:rPr>
-          <w:rFonts w:ascii="Markazi Text" w:cs="Markazi Text" w:eastAsia="Markazi Text" w:hAnsi="Markazi Text"/>
+          <w:rFonts w:ascii="Arakom" w:cs="Arakom" w:eastAsia="Arakom" w:hAnsi="Arakom"/>
           <w:b w:val="false"/>
           <w:bCs w:val="false"/>
           <w:color w:val="111111"/>
@@ -4034,7 +4034,7 @@
       </w:r>
       <w:r>
         <w:rPr>
-          <w:rFonts w:ascii="Markazi Text" w:cs="Markazi Text" w:eastAsia="Markazi Text" w:hAnsi="Markazi Text"/>
+          <w:rFonts w:ascii="Arakom" w:cs="Arakom" w:eastAsia="Arakom" w:hAnsi="Arakom"/>
           <w:b w:val="false"/>
           <w:bCs w:val="false"/>
           <w:color w:val="111111"/>
@@ -4085,7 +4085,7 @@
       </w:r>
       <w:r>
         <w:rPr>
-          <w:rFonts w:ascii="Markazi Text" w:cs="Markazi Text" w:eastAsia="Markazi Text" w:hAnsi="Markazi Text"/>
+          <w:rFonts w:ascii="Arakom" w:cs="Arakom" w:eastAsia="Arakom" w:hAnsi="Arakom"/>
           <w:b w:val="false"/>
           <w:bCs w:val="false"/>
           <w:color w:val="111111"/>
@@ -4207,7 +4207,7 @@
             </w:pPr>
             <w:r>
               <w:rPr>
-                <w:rFonts w:ascii="Markazi Text" w:cs="Markazi Text" w:eastAsia="Markazi Text" w:hAnsi="Markazi Text"/>
+                <w:rFonts w:ascii="Arakom" w:cs="Arakom" w:eastAsia="Arakom" w:hAnsi="Arakom"/>
                 <w:b/>
                 <w:bCs/>
                 <w:color w:val="111111"/>
@@ -4225,7 +4225,7 @@
             </w:pPr>
             <w:r>
               <w:rPr>
-                <w:rFonts w:ascii="Markazi Text" w:cs="Markazi Text" w:eastAsia="Markazi Text" w:hAnsi="Markazi Text"/>
+                <w:rFonts w:ascii="Arakom" w:cs="Arakom" w:eastAsia="Arakom" w:hAnsi="Arakom"/>
                 <w:b w:val="false"/>
                 <w:bCs w:val="false"/>
                 <w:color w:val="111111"/>
@@ -4243,7 +4243,7 @@
             </w:pPr>
             <w:r>
               <w:rPr>
-                <w:rFonts w:ascii="Markazi Text" w:cs="Markazi Text" w:eastAsia="Markazi Text" w:hAnsi="Markazi Text"/>
+                <w:rFonts w:ascii="Arakom" w:cs="Arakom" w:eastAsia="Arakom" w:hAnsi="Arakom"/>
                 <w:b w:val="false"/>
                 <w:bCs w:val="false"/>
                 <w:color w:val="111111"/>
@@ -4261,7 +4261,7 @@
             </w:pPr>
             <w:r>
               <w:rPr>
-                <w:rFonts w:ascii="Markazi Text" w:cs="Markazi Text" w:eastAsia="Markazi Text" w:hAnsi="Markazi Text"/>
+                <w:rFonts w:ascii="Arakom" w:cs="Arakom" w:eastAsia="Arakom" w:hAnsi="Arakom"/>
                 <w:b w:val="false"/>
                 <w:bCs w:val="false"/>
                 <w:color w:val="111111"/>
@@ -4279,7 +4279,7 @@
             </w:pPr>
             <w:r>
               <w:rPr>
-                <w:rFonts w:ascii="Markazi Text" w:cs="Markazi Text" w:eastAsia="Markazi Text" w:hAnsi="Markazi Text"/>
+                <w:rFonts w:ascii="Arakom" w:cs="Arakom" w:eastAsia="Arakom" w:hAnsi="Arakom"/>
                 <w:b w:val="false"/>
                 <w:bCs w:val="false"/>
                 <w:color w:val="111111"/>
@@ -4297,7 +4297,7 @@
             </w:pPr>
             <w:r>
               <w:rPr>
-                <w:rFonts w:ascii="Markazi Text" w:cs="Markazi Text" w:eastAsia="Markazi Text" w:hAnsi="Markazi Text"/>
+                <w:rFonts w:ascii="Arakom" w:cs="Arakom" w:eastAsia="Arakom" w:hAnsi="Arakom"/>
                 <w:b w:val="false"/>
                 <w:bCs w:val="false"/>
                 <w:color w:val="111111"/>
@@ -4315,7 +4315,7 @@
             </w:pPr>
             <w:r>
               <w:rPr>
-                <w:rFonts w:ascii="Markazi Text" w:cs="Markazi Text" w:eastAsia="Markazi Text" w:hAnsi="Markazi Text"/>
+                <w:rFonts w:ascii="Arakom" w:cs="Arakom" w:eastAsia="Arakom" w:hAnsi="Arakom"/>
                 <w:b w:val="false"/>
                 <w:bCs w:val="false"/>
                 <w:color w:val="111111"/>
@@ -4581,7 +4581,7 @@
             </w:r>
             <w:r>
               <w:rPr>
-                <w:rFonts w:ascii="Markazi Text" w:cs="Markazi Text" w:eastAsia="Markazi Text" w:hAnsi="Markazi Text"/>
+                <w:rFonts w:ascii="Arakom" w:cs="Arakom" w:eastAsia="Arakom" w:hAnsi="Arakom"/>
                 <w:b w:val="false"/>
                 <w:bCs w:val="false"/>
                 <w:color w:val="111111"/>
@@ -5600,7 +5600,7 @@
             </w:r>
             <w:r>
               <w:rPr>
-                <w:rFonts w:ascii="Markazi Text" w:cs="Markazi Text" w:eastAsia="Markazi Text" w:hAnsi="Markazi Text"/>
+                <w:rFonts w:ascii="Arakom" w:cs="Arakom" w:eastAsia="Arakom" w:hAnsi="Arakom"/>
                 <w:b w:val="false"/>
                 <w:bCs w:val="false"/>
                 <w:color w:val="111111"/>
